--- a/Отчет(1).docx
+++ b/Отчет(1).docx
@@ -5,6 +5,31 @@
     <w:p>
       <w:pPr>
         <w:spacing w:before="100" w:beforeAutospacing="1" w:after="100" w:afterAutospacing="1" w:line="240" w:lineRule="auto"/>
+        <w:outlineLvl w:val="1"/>
+        <w:rPr>
+          <w:rFonts w:ascii="Times New Roman" w:eastAsia="Times New Roman" w:hAnsi="Times New Roman" w:cs="Times New Roman"/>
+          <w:b/>
+          <w:bCs/>
+          <w:sz w:val="28"/>
+          <w:szCs w:val="28"/>
+          <w:lang w:eastAsia="ru-RU"/>
+        </w:rPr>
+      </w:pPr>
+      <w:r>
+        <w:rPr>
+          <w:rFonts w:ascii="Times New Roman" w:eastAsia="Times New Roman" w:hAnsi="Times New Roman" w:cs="Times New Roman"/>
+          <w:b/>
+          <w:bCs/>
+          <w:sz w:val="28"/>
+          <w:szCs w:val="28"/>
+          <w:lang w:eastAsia="ru-RU"/>
+        </w:rPr>
+        <w:t>Отчет №1: Проектирование и настройка среды</w:t>
+      </w:r>
+    </w:p>
+    <w:p>
+      <w:pPr>
+        <w:spacing w:before="100" w:beforeAutospacing="1" w:after="100" w:afterAutospacing="1" w:line="240" w:lineRule="auto"/>
         <w:outlineLvl w:val="2"/>
         <w:rPr>
           <w:rFonts w:ascii="Times New Roman" w:eastAsia="Times New Roman" w:hAnsi="Times New Roman" w:cs="Times New Roman"/>
@@ -24,7 +49,7 @@
           <w:szCs w:val="28"/>
           <w:lang w:eastAsia="ru-RU"/>
         </w:rPr>
-        <w:t>Отчет №1: Проектирование и создание базы данных</w:t>
+        <w:t>1. Описание выполненных работ</w:t>
       </w:r>
     </w:p>
     <w:p>
@@ -40,29 +65,38 @@
       <w:r>
         <w:rPr>
           <w:rFonts w:ascii="Times New Roman" w:eastAsia="Times New Roman" w:hAnsi="Times New Roman" w:cs="Times New Roman"/>
-          <w:b/>
-          <w:bCs/>
-          <w:sz w:val="28"/>
-          <w:szCs w:val="28"/>
-          <w:lang w:eastAsia="ru-RU"/>
-        </w:rPr>
-        <w:t>Что сделано:</w:t>
-      </w:r>
-      <w:r>
-        <w:rPr>
-          <w:rFonts w:ascii="Times New Roman" w:eastAsia="Times New Roman" w:hAnsi="Times New Roman" w:cs="Times New Roman"/>
-          <w:sz w:val="28"/>
-          <w:szCs w:val="28"/>
-          <w:lang w:eastAsia="ru-RU"/>
-        </w:rPr>
-        <w:t xml:space="preserve"> Определение структуры таблиц, типов данных и связей.</w:t>
+          <w:sz w:val="28"/>
+          <w:szCs w:val="28"/>
+          <w:lang w:eastAsia="ru-RU"/>
+        </w:rPr>
+        <w:t>В рамках первого этапа была спроектирована архитектура информационной системы для ООО «</w:t>
+      </w:r>
+      <w:proofErr w:type="spellStart"/>
+      <w:r>
+        <w:rPr>
+          <w:rFonts w:ascii="Times New Roman" w:eastAsia="Times New Roman" w:hAnsi="Times New Roman" w:cs="Times New Roman"/>
+          <w:sz w:val="28"/>
+          <w:szCs w:val="28"/>
+          <w:lang w:eastAsia="ru-RU"/>
+        </w:rPr>
+        <w:t>Конди</w:t>
+      </w:r>
+      <w:proofErr w:type="spellEnd"/>
+      <w:r>
+        <w:rPr>
+          <w:rFonts w:ascii="Times New Roman" w:eastAsia="Times New Roman" w:hAnsi="Times New Roman" w:cs="Times New Roman"/>
+          <w:sz w:val="28"/>
+          <w:szCs w:val="28"/>
+          <w:lang w:eastAsia="ru-RU"/>
+        </w:rPr>
+        <w:t>». Работа включала:</w:t>
       </w:r>
     </w:p>
     <w:p>
       <w:pPr>
         <w:numPr>
           <w:ilvl w:val="0"/>
-          <w:numId w:val="1"/>
+          <w:numId w:val="2"/>
         </w:numPr>
         <w:spacing w:before="100" w:beforeAutospacing="1" w:after="100" w:afterAutospacing="1" w:line="240" w:lineRule="auto"/>
         <w:rPr>
@@ -75,69 +109,18 @@
       <w:r>
         <w:rPr>
           <w:rFonts w:ascii="Times New Roman" w:eastAsia="Times New Roman" w:hAnsi="Times New Roman" w:cs="Times New Roman"/>
-          <w:b/>
-          <w:bCs/>
-          <w:sz w:val="28"/>
-          <w:szCs w:val="28"/>
-          <w:lang w:eastAsia="ru-RU"/>
-        </w:rPr>
-        <w:t>Описание:</w:t>
-      </w:r>
-      <w:r>
-        <w:rPr>
-          <w:rFonts w:ascii="Times New Roman" w:eastAsia="Times New Roman" w:hAnsi="Times New Roman" w:cs="Times New Roman"/>
-          <w:sz w:val="28"/>
-          <w:szCs w:val="28"/>
-          <w:lang w:eastAsia="ru-RU"/>
-        </w:rPr>
-        <w:t xml:space="preserve"> Создана база данных в </w:t>
-      </w:r>
-      <w:proofErr w:type="spellStart"/>
-      <w:r>
-        <w:rPr>
-          <w:rFonts w:ascii="Times New Roman" w:eastAsia="Times New Roman" w:hAnsi="Times New Roman" w:cs="Times New Roman"/>
-          <w:sz w:val="28"/>
-          <w:szCs w:val="28"/>
-          <w:lang w:eastAsia="ru-RU"/>
-        </w:rPr>
-        <w:t>PostgreSQL</w:t>
-      </w:r>
-      <w:proofErr w:type="spellEnd"/>
-      <w:r>
-        <w:rPr>
-          <w:rFonts w:ascii="Times New Roman" w:eastAsia="Times New Roman" w:hAnsi="Times New Roman" w:cs="Times New Roman"/>
-          <w:sz w:val="28"/>
-          <w:szCs w:val="28"/>
-          <w:lang w:eastAsia="ru-RU"/>
-        </w:rPr>
-        <w:t xml:space="preserve">. Спроектирована таблица </w:t>
-      </w:r>
-      <w:proofErr w:type="spellStart"/>
-      <w:r>
-        <w:rPr>
-          <w:rFonts w:ascii="Times New Roman" w:eastAsia="Times New Roman" w:hAnsi="Times New Roman" w:cs="Times New Roman"/>
-          <w:sz w:val="28"/>
-          <w:szCs w:val="28"/>
-          <w:lang w:eastAsia="ru-RU"/>
-        </w:rPr>
-        <w:t>requests</w:t>
-      </w:r>
-      <w:proofErr w:type="spellEnd"/>
-      <w:r>
-        <w:rPr>
-          <w:rFonts w:ascii="Times New Roman" w:eastAsia="Times New Roman" w:hAnsi="Times New Roman" w:cs="Times New Roman"/>
-          <w:sz w:val="28"/>
-          <w:szCs w:val="28"/>
-          <w:lang w:eastAsia="ru-RU"/>
-        </w:rPr>
-        <w:t xml:space="preserve"> для хранения заявок.</w:t>
+          <w:sz w:val="28"/>
+          <w:szCs w:val="28"/>
+          <w:lang w:eastAsia="ru-RU"/>
+        </w:rPr>
+        <w:t>Анализ предметной области (ремонт бытовой техники).</w:t>
       </w:r>
     </w:p>
     <w:p>
       <w:pPr>
         <w:numPr>
           <w:ilvl w:val="0"/>
-          <w:numId w:val="1"/>
+          <w:numId w:val="2"/>
         </w:numPr>
         <w:spacing w:before="100" w:beforeAutospacing="1" w:after="100" w:afterAutospacing="1" w:line="240" w:lineRule="auto"/>
         <w:rPr>
@@ -150,69 +133,18 @@
       <w:r>
         <w:rPr>
           <w:rFonts w:ascii="Times New Roman" w:eastAsia="Times New Roman" w:hAnsi="Times New Roman" w:cs="Times New Roman"/>
-          <w:b/>
-          <w:bCs/>
-          <w:sz w:val="28"/>
-          <w:szCs w:val="28"/>
-          <w:lang w:eastAsia="ru-RU"/>
-        </w:rPr>
-        <w:t>Технические детали:</w:t>
-      </w:r>
-      <w:r>
-        <w:rPr>
-          <w:rFonts w:ascii="Times New Roman" w:eastAsia="Times New Roman" w:hAnsi="Times New Roman" w:cs="Times New Roman"/>
-          <w:sz w:val="28"/>
-          <w:szCs w:val="28"/>
-          <w:lang w:eastAsia="ru-RU"/>
-        </w:rPr>
-        <w:t xml:space="preserve"> * Решена проблема с типами данных: столбцы </w:t>
-      </w:r>
-      <w:proofErr w:type="spellStart"/>
-      <w:r>
-        <w:rPr>
-          <w:rFonts w:ascii="Times New Roman" w:eastAsia="Times New Roman" w:hAnsi="Times New Roman" w:cs="Times New Roman"/>
-          <w:sz w:val="28"/>
-          <w:szCs w:val="28"/>
-          <w:lang w:eastAsia="ru-RU"/>
-        </w:rPr>
-        <w:t>request_id</w:t>
-      </w:r>
-      <w:proofErr w:type="spellEnd"/>
-      <w:r>
-        <w:rPr>
-          <w:rFonts w:ascii="Times New Roman" w:eastAsia="Times New Roman" w:hAnsi="Times New Roman" w:cs="Times New Roman"/>
-          <w:sz w:val="28"/>
-          <w:szCs w:val="28"/>
-          <w:lang w:eastAsia="ru-RU"/>
-        </w:rPr>
-        <w:t xml:space="preserve"> и </w:t>
-      </w:r>
-      <w:proofErr w:type="spellStart"/>
-      <w:r>
-        <w:rPr>
-          <w:rFonts w:ascii="Times New Roman" w:eastAsia="Times New Roman" w:hAnsi="Times New Roman" w:cs="Times New Roman"/>
-          <w:sz w:val="28"/>
-          <w:szCs w:val="28"/>
-          <w:lang w:eastAsia="ru-RU"/>
-        </w:rPr>
-        <w:t>client_id</w:t>
-      </w:r>
-      <w:proofErr w:type="spellEnd"/>
-      <w:r>
-        <w:rPr>
-          <w:rFonts w:ascii="Times New Roman" w:eastAsia="Times New Roman" w:hAnsi="Times New Roman" w:cs="Times New Roman"/>
-          <w:sz w:val="28"/>
-          <w:szCs w:val="28"/>
-          <w:lang w:eastAsia="ru-RU"/>
-        </w:rPr>
-        <w:t xml:space="preserve"> приведены к типу INTEGER.</w:t>
+          <w:sz w:val="28"/>
+          <w:szCs w:val="28"/>
+          <w:lang w:eastAsia="ru-RU"/>
+        </w:rPr>
+        <w:t>Разработку схемы базы данных (ER-диаграммы), учитывающую связи между заявками, пользователями, ролями и статусами.</w:t>
       </w:r>
     </w:p>
     <w:p>
       <w:pPr>
         <w:numPr>
-          <w:ilvl w:val="1"/>
-          <w:numId w:val="1"/>
+          <w:ilvl w:val="0"/>
+          <w:numId w:val="2"/>
         </w:numPr>
         <w:spacing w:before="100" w:beforeAutospacing="1" w:after="100" w:afterAutospacing="1" w:line="240" w:lineRule="auto"/>
         <w:rPr>
@@ -229,14 +161,14 @@
           <w:szCs w:val="28"/>
           <w:lang w:eastAsia="ru-RU"/>
         </w:rPr>
-        <w:t>Настроена последовательность SEQUENCE для автоматической нумерации заявок.</w:t>
+        <w:t>Развертывание локального сервера базы данных.</w:t>
       </w:r>
     </w:p>
     <w:p>
       <w:pPr>
         <w:numPr>
-          <w:ilvl w:val="1"/>
-          <w:numId w:val="1"/>
+          <w:ilvl w:val="0"/>
+          <w:numId w:val="2"/>
         </w:numPr>
         <w:spacing w:before="100" w:beforeAutospacing="1" w:after="100" w:afterAutospacing="1" w:line="240" w:lineRule="auto"/>
         <w:rPr>
@@ -253,7 +185,7 @@
           <w:szCs w:val="28"/>
           <w:lang w:eastAsia="ru-RU"/>
         </w:rPr>
-        <w:t>Установлены связи (</w:t>
+        <w:t>Создание таблиц и наполнение их тестовыми данными для проверки связей (</w:t>
       </w:r>
       <w:proofErr w:type="spellStart"/>
       <w:r>
@@ -293,37 +225,88 @@
           <w:szCs w:val="28"/>
           <w:lang w:eastAsia="ru-RU"/>
         </w:rPr>
-        <w:t xml:space="preserve">) между таблицами </w:t>
+        <w:t>).</w:t>
+      </w:r>
+    </w:p>
+    <w:p>
+      <w:pPr>
+        <w:spacing w:before="100" w:beforeAutospacing="1" w:after="100" w:afterAutospacing="1" w:line="240" w:lineRule="auto"/>
+        <w:outlineLvl w:val="2"/>
+        <w:rPr>
+          <w:rFonts w:ascii="Times New Roman" w:eastAsia="Times New Roman" w:hAnsi="Times New Roman" w:cs="Times New Roman"/>
+          <w:b/>
+          <w:bCs/>
+          <w:sz w:val="28"/>
+          <w:szCs w:val="28"/>
+          <w:lang w:eastAsia="ru-RU"/>
+        </w:rPr>
+      </w:pPr>
+      <w:r>
+        <w:rPr>
+          <w:rFonts w:ascii="Times New Roman" w:eastAsia="Times New Roman" w:hAnsi="Times New Roman" w:cs="Times New Roman"/>
+          <w:b/>
+          <w:bCs/>
+          <w:sz w:val="28"/>
+          <w:szCs w:val="28"/>
+          <w:lang w:eastAsia="ru-RU"/>
+        </w:rPr>
+        <w:t>2. Обоснование выбора СУБД (</w:t>
       </w:r>
       <w:proofErr w:type="spellStart"/>
       <w:r>
         <w:rPr>
           <w:rFonts w:ascii="Times New Roman" w:eastAsia="Times New Roman" w:hAnsi="Times New Roman" w:cs="Times New Roman"/>
-          <w:sz w:val="28"/>
-          <w:szCs w:val="28"/>
-          <w:lang w:eastAsia="ru-RU"/>
-        </w:rPr>
-        <w:t>requests</w:t>
+          <w:b/>
+          <w:bCs/>
+          <w:sz w:val="28"/>
+          <w:szCs w:val="28"/>
+          <w:lang w:eastAsia="ru-RU"/>
+        </w:rPr>
+        <w:t>PostgreSQL</w:t>
       </w:r>
       <w:proofErr w:type="spellEnd"/>
       <w:r>
         <w:rPr>
           <w:rFonts w:ascii="Times New Roman" w:eastAsia="Times New Roman" w:hAnsi="Times New Roman" w:cs="Times New Roman"/>
-          <w:sz w:val="28"/>
-          <w:szCs w:val="28"/>
-          <w:lang w:eastAsia="ru-RU"/>
-        </w:rPr>
-        <w:t xml:space="preserve"> и </w:t>
+          <w:b/>
+          <w:bCs/>
+          <w:sz w:val="28"/>
+          <w:szCs w:val="28"/>
+          <w:lang w:eastAsia="ru-RU"/>
+        </w:rPr>
+        <w:t>)</w:t>
+      </w:r>
+    </w:p>
+    <w:p>
+      <w:pPr>
+        <w:spacing w:before="100" w:beforeAutospacing="1" w:after="100" w:afterAutospacing="1" w:line="240" w:lineRule="auto"/>
+        <w:rPr>
+          <w:rFonts w:ascii="Times New Roman" w:eastAsia="Times New Roman" w:hAnsi="Times New Roman" w:cs="Times New Roman"/>
+          <w:sz w:val="28"/>
+          <w:szCs w:val="28"/>
+          <w:lang w:eastAsia="ru-RU"/>
+        </w:rPr>
+      </w:pPr>
+      <w:r>
+        <w:rPr>
+          <w:rFonts w:ascii="Times New Roman" w:eastAsia="Times New Roman" w:hAnsi="Times New Roman" w:cs="Times New Roman"/>
+          <w:sz w:val="28"/>
+          <w:szCs w:val="28"/>
+          <w:lang w:eastAsia="ru-RU"/>
+        </w:rPr>
+        <w:t xml:space="preserve">Выбор пал на </w:t>
       </w:r>
       <w:proofErr w:type="spellStart"/>
       <w:r>
         <w:rPr>
           <w:rFonts w:ascii="Times New Roman" w:eastAsia="Times New Roman" w:hAnsi="Times New Roman" w:cs="Times New Roman"/>
-          <w:sz w:val="28"/>
-          <w:szCs w:val="28"/>
-          <w:lang w:eastAsia="ru-RU"/>
-        </w:rPr>
-        <w:t>comments</w:t>
+          <w:b/>
+          <w:bCs/>
+          <w:sz w:val="28"/>
+          <w:szCs w:val="28"/>
+          <w:lang w:eastAsia="ru-RU"/>
+        </w:rPr>
+        <w:t>PostgreSQL</w:t>
       </w:r>
       <w:proofErr w:type="spellEnd"/>
       <w:r>
@@ -333,14 +316,14 @@
           <w:szCs w:val="28"/>
           <w:lang w:eastAsia="ru-RU"/>
         </w:rPr>
-        <w:t>.</w:t>
+        <w:t xml:space="preserve"> по следующим причинам:</w:t>
       </w:r>
     </w:p>
     <w:p>
       <w:pPr>
         <w:numPr>
           <w:ilvl w:val="0"/>
-          <w:numId w:val="1"/>
+          <w:numId w:val="3"/>
         </w:numPr>
         <w:spacing w:before="100" w:beforeAutospacing="1" w:after="100" w:afterAutospacing="1" w:line="240" w:lineRule="auto"/>
         <w:rPr>
@@ -359,16 +342,972 @@
           <w:szCs w:val="28"/>
           <w:lang w:eastAsia="ru-RU"/>
         </w:rPr>
-        <w:t>Результат:</w:t>
-      </w:r>
-      <w:r>
-        <w:rPr>
-          <w:rFonts w:ascii="Times New Roman" w:eastAsia="Times New Roman" w:hAnsi="Times New Roman" w:cs="Times New Roman"/>
-          <w:sz w:val="28"/>
-          <w:szCs w:val="28"/>
-          <w:lang w:eastAsia="ru-RU"/>
-        </w:rPr>
-        <w:t xml:space="preserve"> База данных готова к транзакциям и обеспечивает целостность данных.</w:t>
+        <w:t>Реляционная модель:</w:t>
+      </w:r>
+      <w:r>
+        <w:rPr>
+          <w:rFonts w:ascii="Times New Roman" w:eastAsia="Times New Roman" w:hAnsi="Times New Roman" w:cs="Times New Roman"/>
+          <w:sz w:val="28"/>
+          <w:szCs w:val="28"/>
+          <w:lang w:eastAsia="ru-RU"/>
+        </w:rPr>
+        <w:t xml:space="preserve"> Идеально подходит для четко структурированных данных (заявки, клиенты, сотрудники).</w:t>
+      </w:r>
+    </w:p>
+    <w:p>
+      <w:pPr>
+        <w:numPr>
+          <w:ilvl w:val="0"/>
+          <w:numId w:val="3"/>
+        </w:numPr>
+        <w:spacing w:before="100" w:beforeAutospacing="1" w:after="100" w:afterAutospacing="1" w:line="240" w:lineRule="auto"/>
+        <w:rPr>
+          <w:rFonts w:ascii="Times New Roman" w:eastAsia="Times New Roman" w:hAnsi="Times New Roman" w:cs="Times New Roman"/>
+          <w:sz w:val="28"/>
+          <w:szCs w:val="28"/>
+          <w:lang w:eastAsia="ru-RU"/>
+        </w:rPr>
+      </w:pPr>
+      <w:r>
+        <w:rPr>
+          <w:rFonts w:ascii="Times New Roman" w:eastAsia="Times New Roman" w:hAnsi="Times New Roman" w:cs="Times New Roman"/>
+          <w:b/>
+          <w:bCs/>
+          <w:sz w:val="28"/>
+          <w:szCs w:val="28"/>
+          <w:lang w:eastAsia="ru-RU"/>
+        </w:rPr>
+        <w:t>Надежность (ACID):</w:t>
+      </w:r>
+      <w:r>
+        <w:rPr>
+          <w:rFonts w:ascii="Times New Roman" w:eastAsia="Times New Roman" w:hAnsi="Times New Roman" w:cs="Times New Roman"/>
+          <w:sz w:val="28"/>
+          <w:szCs w:val="28"/>
+          <w:lang w:eastAsia="ru-RU"/>
+        </w:rPr>
+        <w:t xml:space="preserve"> Гарантирует сохранность данных при транзакциях (например, при одновременном обновлении статуса заявки и добавлении комментария).</w:t>
+      </w:r>
+    </w:p>
+    <w:p>
+      <w:pPr>
+        <w:numPr>
+          <w:ilvl w:val="0"/>
+          <w:numId w:val="3"/>
+        </w:numPr>
+        <w:spacing w:before="100" w:beforeAutospacing="1" w:after="100" w:afterAutospacing="1" w:line="240" w:lineRule="auto"/>
+        <w:rPr>
+          <w:rFonts w:ascii="Times New Roman" w:eastAsia="Times New Roman" w:hAnsi="Times New Roman" w:cs="Times New Roman"/>
+          <w:sz w:val="28"/>
+          <w:szCs w:val="28"/>
+          <w:lang w:eastAsia="ru-RU"/>
+        </w:rPr>
+      </w:pPr>
+      <w:r>
+        <w:rPr>
+          <w:rFonts w:ascii="Times New Roman" w:eastAsia="Times New Roman" w:hAnsi="Times New Roman" w:cs="Times New Roman"/>
+          <w:b/>
+          <w:bCs/>
+          <w:sz w:val="28"/>
+          <w:szCs w:val="28"/>
+          <w:lang w:eastAsia="ru-RU"/>
+        </w:rPr>
+        <w:t>Типизация:</w:t>
+      </w:r>
+      <w:r>
+        <w:rPr>
+          <w:rFonts w:ascii="Times New Roman" w:eastAsia="Times New Roman" w:hAnsi="Times New Roman" w:cs="Times New Roman"/>
+          <w:sz w:val="28"/>
+          <w:szCs w:val="28"/>
+          <w:lang w:eastAsia="ru-RU"/>
+        </w:rPr>
+        <w:t xml:space="preserve"> Строгая типизация данных позволяет избежать ошибок (например, запись текста в поле для ID).</w:t>
+      </w:r>
+    </w:p>
+    <w:p>
+      <w:pPr>
+        <w:numPr>
+          <w:ilvl w:val="0"/>
+          <w:numId w:val="3"/>
+        </w:numPr>
+        <w:spacing w:before="100" w:beforeAutospacing="1" w:after="100" w:afterAutospacing="1" w:line="240" w:lineRule="auto"/>
+        <w:rPr>
+          <w:rFonts w:ascii="Times New Roman" w:eastAsia="Times New Roman" w:hAnsi="Times New Roman" w:cs="Times New Roman"/>
+          <w:sz w:val="28"/>
+          <w:szCs w:val="28"/>
+          <w:lang w:eastAsia="ru-RU"/>
+        </w:rPr>
+      </w:pPr>
+      <w:r>
+        <w:rPr>
+          <w:rFonts w:ascii="Times New Roman" w:eastAsia="Times New Roman" w:hAnsi="Times New Roman" w:cs="Times New Roman"/>
+          <w:b/>
+          <w:bCs/>
+          <w:sz w:val="28"/>
+          <w:szCs w:val="28"/>
+          <w:lang w:eastAsia="ru-RU"/>
+        </w:rPr>
+        <w:t>Бесплатность и открытость:</w:t>
+      </w:r>
+      <w:r>
+        <w:rPr>
+          <w:rFonts w:ascii="Times New Roman" w:eastAsia="Times New Roman" w:hAnsi="Times New Roman" w:cs="Times New Roman"/>
+          <w:sz w:val="28"/>
+          <w:szCs w:val="28"/>
+          <w:lang w:eastAsia="ru-RU"/>
+        </w:rPr>
+        <w:t xml:space="preserve"> </w:t>
+      </w:r>
+      <w:proofErr w:type="spellStart"/>
+      <w:r>
+        <w:rPr>
+          <w:rFonts w:ascii="Times New Roman" w:eastAsia="Times New Roman" w:hAnsi="Times New Roman" w:cs="Times New Roman"/>
+          <w:sz w:val="28"/>
+          <w:szCs w:val="28"/>
+          <w:lang w:eastAsia="ru-RU"/>
+        </w:rPr>
+        <w:t>PostgreSQL</w:t>
+      </w:r>
+      <w:proofErr w:type="spellEnd"/>
+      <w:r>
+        <w:rPr>
+          <w:rFonts w:ascii="Times New Roman" w:eastAsia="Times New Roman" w:hAnsi="Times New Roman" w:cs="Times New Roman"/>
+          <w:sz w:val="28"/>
+          <w:szCs w:val="28"/>
+          <w:lang w:eastAsia="ru-RU"/>
+        </w:rPr>
+        <w:t xml:space="preserve"> является мощным бесплатным решением промышленного уровня, что важно для малого бизнеса (ООО «</w:t>
+      </w:r>
+      <w:proofErr w:type="spellStart"/>
+      <w:r>
+        <w:rPr>
+          <w:rFonts w:ascii="Times New Roman" w:eastAsia="Times New Roman" w:hAnsi="Times New Roman" w:cs="Times New Roman"/>
+          <w:sz w:val="28"/>
+          <w:szCs w:val="28"/>
+          <w:lang w:eastAsia="ru-RU"/>
+        </w:rPr>
+        <w:t>Конди</w:t>
+      </w:r>
+      <w:proofErr w:type="spellEnd"/>
+      <w:r>
+        <w:rPr>
+          <w:rFonts w:ascii="Times New Roman" w:eastAsia="Times New Roman" w:hAnsi="Times New Roman" w:cs="Times New Roman"/>
+          <w:sz w:val="28"/>
+          <w:szCs w:val="28"/>
+          <w:lang w:eastAsia="ru-RU"/>
+        </w:rPr>
+        <w:t>»).</w:t>
+      </w:r>
+    </w:p>
+    <w:p>
+      <w:pPr>
+        <w:spacing w:before="100" w:beforeAutospacing="1" w:after="100" w:afterAutospacing="1" w:line="240" w:lineRule="auto"/>
+        <w:outlineLvl w:val="2"/>
+        <w:rPr>
+          <w:rFonts w:ascii="Times New Roman" w:eastAsia="Times New Roman" w:hAnsi="Times New Roman" w:cs="Times New Roman"/>
+          <w:b/>
+          <w:bCs/>
+          <w:sz w:val="28"/>
+          <w:szCs w:val="28"/>
+          <w:lang w:eastAsia="ru-RU"/>
+        </w:rPr>
+      </w:pPr>
+      <w:r>
+        <w:rPr>
+          <w:rFonts w:ascii="Times New Roman" w:eastAsia="Times New Roman" w:hAnsi="Times New Roman" w:cs="Times New Roman"/>
+          <w:b/>
+          <w:bCs/>
+          <w:sz w:val="28"/>
+          <w:szCs w:val="28"/>
+          <w:lang w:eastAsia="ru-RU"/>
+        </w:rPr>
+        <w:t>3. Инструкция по созданию дампа базы данных</w:t>
+      </w:r>
+    </w:p>
+    <w:p>
+      <w:pPr>
+        <w:spacing w:before="100" w:beforeAutospacing="1" w:after="100" w:afterAutospacing="1" w:line="240" w:lineRule="auto"/>
+        <w:rPr>
+          <w:rFonts w:ascii="Times New Roman" w:eastAsia="Times New Roman" w:hAnsi="Times New Roman" w:cs="Times New Roman"/>
+          <w:sz w:val="28"/>
+          <w:szCs w:val="28"/>
+          <w:lang w:eastAsia="ru-RU"/>
+        </w:rPr>
+      </w:pPr>
+      <w:r>
+        <w:rPr>
+          <w:rFonts w:ascii="Times New Roman" w:eastAsia="Times New Roman" w:hAnsi="Times New Roman" w:cs="Times New Roman"/>
+          <w:sz w:val="28"/>
+          <w:szCs w:val="28"/>
+          <w:lang w:eastAsia="ru-RU"/>
+        </w:rPr>
+        <w:t>Дамп необходим для резервного копирования и переноса базы на другой компьютер.</w:t>
+      </w:r>
+    </w:p>
+    <w:p>
+      <w:pPr>
+        <w:spacing w:before="100" w:beforeAutospacing="1" w:after="100" w:afterAutospacing="1" w:line="240" w:lineRule="auto"/>
+        <w:rPr>
+          <w:rFonts w:ascii="Times New Roman" w:eastAsia="Times New Roman" w:hAnsi="Times New Roman" w:cs="Times New Roman"/>
+          <w:sz w:val="28"/>
+          <w:szCs w:val="28"/>
+          <w:lang w:eastAsia="ru-RU"/>
+        </w:rPr>
+      </w:pPr>
+      <w:r>
+        <w:rPr>
+          <w:rFonts w:ascii="Times New Roman" w:eastAsia="Times New Roman" w:hAnsi="Times New Roman" w:cs="Times New Roman"/>
+          <w:b/>
+          <w:bCs/>
+          <w:sz w:val="28"/>
+          <w:szCs w:val="28"/>
+          <w:lang w:eastAsia="ru-RU"/>
+        </w:rPr>
+        <w:t>Способ 1: Через консоль (</w:t>
+      </w:r>
+      <w:proofErr w:type="spellStart"/>
+      <w:r>
+        <w:rPr>
+          <w:rFonts w:ascii="Times New Roman" w:eastAsia="Times New Roman" w:hAnsi="Times New Roman" w:cs="Times New Roman"/>
+          <w:b/>
+          <w:bCs/>
+          <w:sz w:val="28"/>
+          <w:szCs w:val="28"/>
+          <w:lang w:eastAsia="ru-RU"/>
+        </w:rPr>
+        <w:t>pg_dump</w:t>
+      </w:r>
+      <w:proofErr w:type="spellEnd"/>
+      <w:r>
+        <w:rPr>
+          <w:rFonts w:ascii="Times New Roman" w:eastAsia="Times New Roman" w:hAnsi="Times New Roman" w:cs="Times New Roman"/>
+          <w:b/>
+          <w:bCs/>
+          <w:sz w:val="28"/>
+          <w:szCs w:val="28"/>
+          <w:lang w:eastAsia="ru-RU"/>
+        </w:rPr>
+        <w:t>)</w:t>
+      </w:r>
+    </w:p>
+    <w:p>
+      <w:pPr>
+        <w:numPr>
+          <w:ilvl w:val="0"/>
+          <w:numId w:val="4"/>
+        </w:numPr>
+        <w:spacing w:before="100" w:beforeAutospacing="1" w:after="100" w:afterAutospacing="1" w:line="240" w:lineRule="auto"/>
+        <w:rPr>
+          <w:rFonts w:ascii="Times New Roman" w:eastAsia="Times New Roman" w:hAnsi="Times New Roman" w:cs="Times New Roman"/>
+          <w:sz w:val="28"/>
+          <w:szCs w:val="28"/>
+          <w:lang w:eastAsia="ru-RU"/>
+        </w:rPr>
+      </w:pPr>
+      <w:r>
+        <w:rPr>
+          <w:rFonts w:ascii="Times New Roman" w:eastAsia="Times New Roman" w:hAnsi="Times New Roman" w:cs="Times New Roman"/>
+          <w:sz w:val="28"/>
+          <w:szCs w:val="28"/>
+          <w:lang w:eastAsia="ru-RU"/>
+        </w:rPr>
+        <w:t>Открыть командную строку.</w:t>
+      </w:r>
+    </w:p>
+    <w:p>
+      <w:pPr>
+        <w:numPr>
+          <w:ilvl w:val="0"/>
+          <w:numId w:val="4"/>
+        </w:numPr>
+        <w:spacing w:before="100" w:beforeAutospacing="1" w:after="100" w:afterAutospacing="1" w:line="240" w:lineRule="auto"/>
+        <w:rPr>
+          <w:rFonts w:ascii="Times New Roman" w:eastAsia="Times New Roman" w:hAnsi="Times New Roman" w:cs="Times New Roman"/>
+          <w:sz w:val="28"/>
+          <w:szCs w:val="28"/>
+          <w:lang w:val="en-US" w:eastAsia="ru-RU"/>
+        </w:rPr>
+      </w:pPr>
+      <w:r>
+        <w:rPr>
+          <w:rFonts w:ascii="Times New Roman" w:eastAsia="Times New Roman" w:hAnsi="Times New Roman" w:cs="Times New Roman"/>
+          <w:sz w:val="28"/>
+          <w:szCs w:val="28"/>
+          <w:lang w:eastAsia="ru-RU"/>
+        </w:rPr>
+        <w:t>Выполнить</w:t>
+      </w:r>
+      <w:r>
+        <w:rPr>
+          <w:rFonts w:ascii="Times New Roman" w:eastAsia="Times New Roman" w:hAnsi="Times New Roman" w:cs="Times New Roman"/>
+          <w:sz w:val="28"/>
+          <w:szCs w:val="28"/>
+          <w:lang w:val="en-US" w:eastAsia="ru-RU"/>
+        </w:rPr>
+        <w:t xml:space="preserve"> </w:t>
+      </w:r>
+      <w:r>
+        <w:rPr>
+          <w:rFonts w:ascii="Times New Roman" w:eastAsia="Times New Roman" w:hAnsi="Times New Roman" w:cs="Times New Roman"/>
+          <w:sz w:val="28"/>
+          <w:szCs w:val="28"/>
+          <w:lang w:eastAsia="ru-RU"/>
+        </w:rPr>
+        <w:t>команду</w:t>
+      </w:r>
+      <w:r>
+        <w:rPr>
+          <w:rFonts w:ascii="Times New Roman" w:eastAsia="Times New Roman" w:hAnsi="Times New Roman" w:cs="Times New Roman"/>
+          <w:sz w:val="28"/>
+          <w:szCs w:val="28"/>
+          <w:lang w:val="en-US" w:eastAsia="ru-RU"/>
+        </w:rPr>
+        <w:t xml:space="preserve">: </w:t>
+      </w:r>
+      <w:proofErr w:type="spellStart"/>
+      <w:r>
+        <w:rPr>
+          <w:rFonts w:ascii="Times New Roman" w:eastAsia="Times New Roman" w:hAnsi="Times New Roman" w:cs="Times New Roman"/>
+          <w:sz w:val="28"/>
+          <w:szCs w:val="28"/>
+          <w:lang w:val="en-US" w:eastAsia="ru-RU"/>
+        </w:rPr>
+        <w:t>pg_dump</w:t>
+      </w:r>
+      <w:proofErr w:type="spellEnd"/>
+      <w:r>
+        <w:rPr>
+          <w:rFonts w:ascii="Times New Roman" w:eastAsia="Times New Roman" w:hAnsi="Times New Roman" w:cs="Times New Roman"/>
+          <w:sz w:val="28"/>
+          <w:szCs w:val="28"/>
+          <w:lang w:val="en-US" w:eastAsia="ru-RU"/>
+        </w:rPr>
+        <w:t xml:space="preserve"> -U </w:t>
+      </w:r>
+      <w:proofErr w:type="spellStart"/>
+      <w:r>
+        <w:rPr>
+          <w:rFonts w:ascii="Times New Roman" w:eastAsia="Times New Roman" w:hAnsi="Times New Roman" w:cs="Times New Roman"/>
+          <w:sz w:val="28"/>
+          <w:szCs w:val="28"/>
+          <w:lang w:val="en-US" w:eastAsia="ru-RU"/>
+        </w:rPr>
+        <w:t>postgres</w:t>
+      </w:r>
+      <w:proofErr w:type="spellEnd"/>
+      <w:r>
+        <w:rPr>
+          <w:rFonts w:ascii="Times New Roman" w:eastAsia="Times New Roman" w:hAnsi="Times New Roman" w:cs="Times New Roman"/>
+          <w:sz w:val="28"/>
+          <w:szCs w:val="28"/>
+          <w:lang w:val="en-US" w:eastAsia="ru-RU"/>
+        </w:rPr>
+        <w:t xml:space="preserve"> -d </w:t>
+      </w:r>
+      <w:proofErr w:type="spellStart"/>
+      <w:r>
+        <w:rPr>
+          <w:rFonts w:ascii="Times New Roman" w:eastAsia="Times New Roman" w:hAnsi="Times New Roman" w:cs="Times New Roman"/>
+          <w:sz w:val="28"/>
+          <w:szCs w:val="28"/>
+          <w:lang w:val="en-US" w:eastAsia="ru-RU"/>
+        </w:rPr>
+        <w:t>RepairServiceDB</w:t>
+      </w:r>
+      <w:proofErr w:type="spellEnd"/>
+      <w:r>
+        <w:rPr>
+          <w:rFonts w:ascii="Times New Roman" w:eastAsia="Times New Roman" w:hAnsi="Times New Roman" w:cs="Times New Roman"/>
+          <w:sz w:val="28"/>
+          <w:szCs w:val="28"/>
+          <w:lang w:val="en-US" w:eastAsia="ru-RU"/>
+        </w:rPr>
+        <w:t xml:space="preserve"> &gt; c:\backup\repair_db_dump.sql</w:t>
+      </w:r>
+    </w:p>
+    <w:p>
+      <w:pPr>
+        <w:numPr>
+          <w:ilvl w:val="0"/>
+          <w:numId w:val="4"/>
+        </w:numPr>
+        <w:spacing w:before="100" w:beforeAutospacing="1" w:after="100" w:afterAutospacing="1" w:line="240" w:lineRule="auto"/>
+        <w:rPr>
+          <w:rFonts w:ascii="Times New Roman" w:eastAsia="Times New Roman" w:hAnsi="Times New Roman" w:cs="Times New Roman"/>
+          <w:sz w:val="28"/>
+          <w:szCs w:val="28"/>
+          <w:lang w:eastAsia="ru-RU"/>
+        </w:rPr>
+      </w:pPr>
+      <w:r>
+        <w:rPr>
+          <w:rFonts w:ascii="Times New Roman" w:eastAsia="Times New Roman" w:hAnsi="Times New Roman" w:cs="Times New Roman"/>
+          <w:sz w:val="28"/>
+          <w:szCs w:val="28"/>
+          <w:lang w:eastAsia="ru-RU"/>
+        </w:rPr>
+        <w:t>Система запросит пароль (Storm_shadow2006), после чего файл .</w:t>
+      </w:r>
+      <w:proofErr w:type="spellStart"/>
+      <w:r>
+        <w:rPr>
+          <w:rFonts w:ascii="Times New Roman" w:eastAsia="Times New Roman" w:hAnsi="Times New Roman" w:cs="Times New Roman"/>
+          <w:sz w:val="28"/>
+          <w:szCs w:val="28"/>
+          <w:lang w:eastAsia="ru-RU"/>
+        </w:rPr>
+        <w:t>sql</w:t>
+      </w:r>
+      <w:proofErr w:type="spellEnd"/>
+      <w:r>
+        <w:rPr>
+          <w:rFonts w:ascii="Times New Roman" w:eastAsia="Times New Roman" w:hAnsi="Times New Roman" w:cs="Times New Roman"/>
+          <w:sz w:val="28"/>
+          <w:szCs w:val="28"/>
+          <w:lang w:eastAsia="ru-RU"/>
+        </w:rPr>
+        <w:t xml:space="preserve"> будет создан.</w:t>
+      </w:r>
+    </w:p>
+    <w:p>
+      <w:pPr>
+        <w:spacing w:before="100" w:beforeAutospacing="1" w:after="100" w:afterAutospacing="1" w:line="240" w:lineRule="auto"/>
+        <w:rPr>
+          <w:rFonts w:ascii="Times New Roman" w:eastAsia="Times New Roman" w:hAnsi="Times New Roman" w:cs="Times New Roman"/>
+          <w:sz w:val="28"/>
+          <w:szCs w:val="28"/>
+          <w:lang w:eastAsia="ru-RU"/>
+        </w:rPr>
+      </w:pPr>
+      <w:r>
+        <w:rPr>
+          <w:rFonts w:ascii="Times New Roman" w:eastAsia="Times New Roman" w:hAnsi="Times New Roman" w:cs="Times New Roman"/>
+          <w:b/>
+          <w:bCs/>
+          <w:sz w:val="28"/>
+          <w:szCs w:val="28"/>
+          <w:lang w:eastAsia="ru-RU"/>
+        </w:rPr>
+        <w:t xml:space="preserve">Способ 2: Через </w:t>
+      </w:r>
+      <w:proofErr w:type="spellStart"/>
+      <w:r>
+        <w:rPr>
+          <w:rFonts w:ascii="Times New Roman" w:eastAsia="Times New Roman" w:hAnsi="Times New Roman" w:cs="Times New Roman"/>
+          <w:b/>
+          <w:bCs/>
+          <w:sz w:val="28"/>
+          <w:szCs w:val="28"/>
+          <w:lang w:eastAsia="ru-RU"/>
+        </w:rPr>
+        <w:t>pgAdmin</w:t>
+      </w:r>
+      <w:proofErr w:type="spellEnd"/>
+      <w:r>
+        <w:rPr>
+          <w:rFonts w:ascii="Times New Roman" w:eastAsia="Times New Roman" w:hAnsi="Times New Roman" w:cs="Times New Roman"/>
+          <w:b/>
+          <w:bCs/>
+          <w:sz w:val="28"/>
+          <w:szCs w:val="28"/>
+          <w:lang w:eastAsia="ru-RU"/>
+        </w:rPr>
+        <w:t xml:space="preserve"> 4 (графический интерфейс)</w:t>
+      </w:r>
+    </w:p>
+    <w:p>
+      <w:pPr>
+        <w:numPr>
+          <w:ilvl w:val="0"/>
+          <w:numId w:val="5"/>
+        </w:numPr>
+        <w:spacing w:before="100" w:beforeAutospacing="1" w:after="100" w:afterAutospacing="1" w:line="240" w:lineRule="auto"/>
+        <w:rPr>
+          <w:rFonts w:ascii="Times New Roman" w:eastAsia="Times New Roman" w:hAnsi="Times New Roman" w:cs="Times New Roman"/>
+          <w:sz w:val="28"/>
+          <w:szCs w:val="28"/>
+          <w:lang w:eastAsia="ru-RU"/>
+        </w:rPr>
+      </w:pPr>
+      <w:r>
+        <w:rPr>
+          <w:rFonts w:ascii="Times New Roman" w:eastAsia="Times New Roman" w:hAnsi="Times New Roman" w:cs="Times New Roman"/>
+          <w:sz w:val="28"/>
+          <w:szCs w:val="28"/>
+          <w:lang w:eastAsia="ru-RU"/>
+        </w:rPr>
+        <w:t xml:space="preserve">Нажать правой кнопкой мыши на базу </w:t>
+      </w:r>
+      <w:proofErr w:type="spellStart"/>
+      <w:r>
+        <w:rPr>
+          <w:rFonts w:ascii="Times New Roman" w:eastAsia="Times New Roman" w:hAnsi="Times New Roman" w:cs="Times New Roman"/>
+          <w:sz w:val="28"/>
+          <w:szCs w:val="28"/>
+          <w:lang w:eastAsia="ru-RU"/>
+        </w:rPr>
+        <w:t>RepairServiceDB</w:t>
+      </w:r>
+      <w:proofErr w:type="spellEnd"/>
+      <w:r>
+        <w:rPr>
+          <w:rFonts w:ascii="Times New Roman" w:eastAsia="Times New Roman" w:hAnsi="Times New Roman" w:cs="Times New Roman"/>
+          <w:sz w:val="28"/>
+          <w:szCs w:val="28"/>
+          <w:lang w:eastAsia="ru-RU"/>
+        </w:rPr>
+        <w:t>.</w:t>
+      </w:r>
+    </w:p>
+    <w:p>
+      <w:pPr>
+        <w:numPr>
+          <w:ilvl w:val="0"/>
+          <w:numId w:val="5"/>
+        </w:numPr>
+        <w:spacing w:before="100" w:beforeAutospacing="1" w:after="100" w:afterAutospacing="1" w:line="240" w:lineRule="auto"/>
+        <w:rPr>
+          <w:rFonts w:ascii="Times New Roman" w:eastAsia="Times New Roman" w:hAnsi="Times New Roman" w:cs="Times New Roman"/>
+          <w:sz w:val="28"/>
+          <w:szCs w:val="28"/>
+          <w:lang w:eastAsia="ru-RU"/>
+        </w:rPr>
+      </w:pPr>
+      <w:r>
+        <w:rPr>
+          <w:rFonts w:ascii="Times New Roman" w:eastAsia="Times New Roman" w:hAnsi="Times New Roman" w:cs="Times New Roman"/>
+          <w:sz w:val="28"/>
+          <w:szCs w:val="28"/>
+          <w:lang w:eastAsia="ru-RU"/>
+        </w:rPr>
+        <w:t xml:space="preserve">Выбрать пункт </w:t>
+      </w:r>
+      <w:proofErr w:type="spellStart"/>
+      <w:r>
+        <w:rPr>
+          <w:rFonts w:ascii="Times New Roman" w:eastAsia="Times New Roman" w:hAnsi="Times New Roman" w:cs="Times New Roman"/>
+          <w:b/>
+          <w:bCs/>
+          <w:sz w:val="28"/>
+          <w:szCs w:val="28"/>
+          <w:lang w:eastAsia="ru-RU"/>
+        </w:rPr>
+        <w:t>Backup</w:t>
+      </w:r>
+      <w:proofErr w:type="spellEnd"/>
+      <w:r>
+        <w:rPr>
+          <w:rFonts w:ascii="Times New Roman" w:eastAsia="Times New Roman" w:hAnsi="Times New Roman" w:cs="Times New Roman"/>
+          <w:b/>
+          <w:bCs/>
+          <w:sz w:val="28"/>
+          <w:szCs w:val="28"/>
+          <w:lang w:eastAsia="ru-RU"/>
+        </w:rPr>
+        <w:t>...</w:t>
+      </w:r>
+      <w:r>
+        <w:rPr>
+          <w:rFonts w:ascii="Times New Roman" w:eastAsia="Times New Roman" w:hAnsi="Times New Roman" w:cs="Times New Roman"/>
+          <w:sz w:val="28"/>
+          <w:szCs w:val="28"/>
+          <w:lang w:eastAsia="ru-RU"/>
+        </w:rPr>
+        <w:t>.</w:t>
+      </w:r>
+    </w:p>
+    <w:p>
+      <w:pPr>
+        <w:numPr>
+          <w:ilvl w:val="0"/>
+          <w:numId w:val="5"/>
+        </w:numPr>
+        <w:spacing w:before="100" w:beforeAutospacing="1" w:after="100" w:afterAutospacing="1" w:line="240" w:lineRule="auto"/>
+        <w:rPr>
+          <w:rFonts w:ascii="Times New Roman" w:eastAsia="Times New Roman" w:hAnsi="Times New Roman" w:cs="Times New Roman"/>
+          <w:sz w:val="28"/>
+          <w:szCs w:val="28"/>
+          <w:lang w:eastAsia="ru-RU"/>
+        </w:rPr>
+      </w:pPr>
+      <w:r>
+        <w:rPr>
+          <w:rFonts w:ascii="Times New Roman" w:eastAsia="Times New Roman" w:hAnsi="Times New Roman" w:cs="Times New Roman"/>
+          <w:sz w:val="28"/>
+          <w:szCs w:val="28"/>
+          <w:lang w:eastAsia="ru-RU"/>
+        </w:rPr>
+        <w:t xml:space="preserve">В поле </w:t>
+      </w:r>
+      <w:proofErr w:type="spellStart"/>
+      <w:r>
+        <w:rPr>
+          <w:rFonts w:ascii="Times New Roman" w:eastAsia="Times New Roman" w:hAnsi="Times New Roman" w:cs="Times New Roman"/>
+          <w:b/>
+          <w:bCs/>
+          <w:sz w:val="28"/>
+          <w:szCs w:val="28"/>
+          <w:lang w:eastAsia="ru-RU"/>
+        </w:rPr>
+        <w:t>Filename</w:t>
+      </w:r>
+      <w:proofErr w:type="spellEnd"/>
+      <w:r>
+        <w:rPr>
+          <w:rFonts w:ascii="Times New Roman" w:eastAsia="Times New Roman" w:hAnsi="Times New Roman" w:cs="Times New Roman"/>
+          <w:sz w:val="28"/>
+          <w:szCs w:val="28"/>
+          <w:lang w:eastAsia="ru-RU"/>
+        </w:rPr>
+        <w:t xml:space="preserve"> указать путь и имя файла (например, repair_backup.tar).</w:t>
+      </w:r>
+    </w:p>
+    <w:p>
+      <w:pPr>
+        <w:numPr>
+          <w:ilvl w:val="0"/>
+          <w:numId w:val="5"/>
+        </w:numPr>
+        <w:spacing w:before="100" w:beforeAutospacing="1" w:after="100" w:afterAutospacing="1" w:line="240" w:lineRule="auto"/>
+        <w:rPr>
+          <w:rFonts w:ascii="Times New Roman" w:eastAsia="Times New Roman" w:hAnsi="Times New Roman" w:cs="Times New Roman"/>
+          <w:sz w:val="28"/>
+          <w:szCs w:val="28"/>
+          <w:lang w:eastAsia="ru-RU"/>
+        </w:rPr>
+      </w:pPr>
+      <w:r>
+        <w:rPr>
+          <w:rFonts w:ascii="Times New Roman" w:eastAsia="Times New Roman" w:hAnsi="Times New Roman" w:cs="Times New Roman"/>
+          <w:sz w:val="28"/>
+          <w:szCs w:val="28"/>
+          <w:lang w:eastAsia="ru-RU"/>
+        </w:rPr>
+        <w:t xml:space="preserve">Вкладка </w:t>
+      </w:r>
+      <w:proofErr w:type="spellStart"/>
+      <w:r>
+        <w:rPr>
+          <w:rFonts w:ascii="Times New Roman" w:eastAsia="Times New Roman" w:hAnsi="Times New Roman" w:cs="Times New Roman"/>
+          <w:b/>
+          <w:bCs/>
+          <w:sz w:val="28"/>
+          <w:szCs w:val="28"/>
+          <w:lang w:eastAsia="ru-RU"/>
+        </w:rPr>
+        <w:t>Dump</w:t>
+      </w:r>
+      <w:proofErr w:type="spellEnd"/>
+      <w:r>
+        <w:rPr>
+          <w:rFonts w:ascii="Times New Roman" w:eastAsia="Times New Roman" w:hAnsi="Times New Roman" w:cs="Times New Roman"/>
+          <w:b/>
+          <w:bCs/>
+          <w:sz w:val="28"/>
+          <w:szCs w:val="28"/>
+          <w:lang w:eastAsia="ru-RU"/>
+        </w:rPr>
+        <w:t xml:space="preserve"> </w:t>
+      </w:r>
+      <w:proofErr w:type="spellStart"/>
+      <w:r>
+        <w:rPr>
+          <w:rFonts w:ascii="Times New Roman" w:eastAsia="Times New Roman" w:hAnsi="Times New Roman" w:cs="Times New Roman"/>
+          <w:b/>
+          <w:bCs/>
+          <w:sz w:val="28"/>
+          <w:szCs w:val="28"/>
+          <w:lang w:eastAsia="ru-RU"/>
+        </w:rPr>
+        <w:t>options</w:t>
+      </w:r>
+      <w:proofErr w:type="spellEnd"/>
+      <w:r>
+        <w:rPr>
+          <w:rFonts w:ascii="Times New Roman" w:eastAsia="Times New Roman" w:hAnsi="Times New Roman" w:cs="Times New Roman"/>
+          <w:sz w:val="28"/>
+          <w:szCs w:val="28"/>
+          <w:lang w:eastAsia="ru-RU"/>
+        </w:rPr>
+        <w:t>: выбрать "</w:t>
+      </w:r>
+      <w:proofErr w:type="spellStart"/>
+      <w:r>
+        <w:rPr>
+          <w:rFonts w:ascii="Times New Roman" w:eastAsia="Times New Roman" w:hAnsi="Times New Roman" w:cs="Times New Roman"/>
+          <w:sz w:val="28"/>
+          <w:szCs w:val="28"/>
+          <w:lang w:eastAsia="ru-RU"/>
+        </w:rPr>
+        <w:t>Only</w:t>
+      </w:r>
+      <w:proofErr w:type="spellEnd"/>
+      <w:r>
+        <w:rPr>
+          <w:rFonts w:ascii="Times New Roman" w:eastAsia="Times New Roman" w:hAnsi="Times New Roman" w:cs="Times New Roman"/>
+          <w:sz w:val="28"/>
+          <w:szCs w:val="28"/>
+          <w:lang w:eastAsia="ru-RU"/>
+        </w:rPr>
+        <w:t xml:space="preserve"> </w:t>
+      </w:r>
+      <w:proofErr w:type="spellStart"/>
+      <w:r>
+        <w:rPr>
+          <w:rFonts w:ascii="Times New Roman" w:eastAsia="Times New Roman" w:hAnsi="Times New Roman" w:cs="Times New Roman"/>
+          <w:sz w:val="28"/>
+          <w:szCs w:val="28"/>
+          <w:lang w:eastAsia="ru-RU"/>
+        </w:rPr>
+        <w:t>data</w:t>
+      </w:r>
+      <w:proofErr w:type="spellEnd"/>
+      <w:r>
+        <w:rPr>
+          <w:rFonts w:ascii="Times New Roman" w:eastAsia="Times New Roman" w:hAnsi="Times New Roman" w:cs="Times New Roman"/>
+          <w:sz w:val="28"/>
+          <w:szCs w:val="28"/>
+          <w:lang w:eastAsia="ru-RU"/>
+        </w:rPr>
+        <w:t>" или "</w:t>
+      </w:r>
+      <w:proofErr w:type="spellStart"/>
+      <w:r>
+        <w:rPr>
+          <w:rFonts w:ascii="Times New Roman" w:eastAsia="Times New Roman" w:hAnsi="Times New Roman" w:cs="Times New Roman"/>
+          <w:sz w:val="28"/>
+          <w:szCs w:val="28"/>
+          <w:lang w:eastAsia="ru-RU"/>
+        </w:rPr>
+        <w:t>Pre-data</w:t>
+      </w:r>
+      <w:proofErr w:type="spellEnd"/>
+      <w:r>
+        <w:rPr>
+          <w:rFonts w:ascii="Times New Roman" w:eastAsia="Times New Roman" w:hAnsi="Times New Roman" w:cs="Times New Roman"/>
+          <w:sz w:val="28"/>
+          <w:szCs w:val="28"/>
+          <w:lang w:eastAsia="ru-RU"/>
+        </w:rPr>
+        <w:t>/</w:t>
+      </w:r>
+      <w:proofErr w:type="spellStart"/>
+      <w:r>
+        <w:rPr>
+          <w:rFonts w:ascii="Times New Roman" w:eastAsia="Times New Roman" w:hAnsi="Times New Roman" w:cs="Times New Roman"/>
+          <w:sz w:val="28"/>
+          <w:szCs w:val="28"/>
+          <w:lang w:eastAsia="ru-RU"/>
+        </w:rPr>
+        <w:t>Post-data</w:t>
+      </w:r>
+      <w:proofErr w:type="spellEnd"/>
+      <w:r>
+        <w:rPr>
+          <w:rFonts w:ascii="Times New Roman" w:eastAsia="Times New Roman" w:hAnsi="Times New Roman" w:cs="Times New Roman"/>
+          <w:sz w:val="28"/>
+          <w:szCs w:val="28"/>
+          <w:lang w:eastAsia="ru-RU"/>
+        </w:rPr>
+        <w:t>" (обычно оставляют по умолчанию).</w:t>
+      </w:r>
+    </w:p>
+    <w:p>
+      <w:pPr>
+        <w:numPr>
+          <w:ilvl w:val="0"/>
+          <w:numId w:val="5"/>
+        </w:numPr>
+        <w:spacing w:before="100" w:beforeAutospacing="1" w:after="100" w:afterAutospacing="1" w:line="240" w:lineRule="auto"/>
+        <w:rPr>
+          <w:rFonts w:ascii="Times New Roman" w:eastAsia="Times New Roman" w:hAnsi="Times New Roman" w:cs="Times New Roman"/>
+          <w:sz w:val="28"/>
+          <w:szCs w:val="28"/>
+          <w:lang w:eastAsia="ru-RU"/>
+        </w:rPr>
+      </w:pPr>
+      <w:r>
+        <w:rPr>
+          <w:rFonts w:ascii="Times New Roman" w:eastAsia="Times New Roman" w:hAnsi="Times New Roman" w:cs="Times New Roman"/>
+          <w:sz w:val="28"/>
+          <w:szCs w:val="28"/>
+          <w:lang w:eastAsia="ru-RU"/>
+        </w:rPr>
+        <w:t xml:space="preserve">Нажать кнопку </w:t>
+      </w:r>
+      <w:proofErr w:type="spellStart"/>
+      <w:r>
+        <w:rPr>
+          <w:rFonts w:ascii="Times New Roman" w:eastAsia="Times New Roman" w:hAnsi="Times New Roman" w:cs="Times New Roman"/>
+          <w:b/>
+          <w:bCs/>
+          <w:sz w:val="28"/>
+          <w:szCs w:val="28"/>
+          <w:lang w:eastAsia="ru-RU"/>
+        </w:rPr>
+        <w:t>Backup</w:t>
+      </w:r>
+      <w:proofErr w:type="spellEnd"/>
+      <w:r>
+        <w:rPr>
+          <w:rFonts w:ascii="Times New Roman" w:eastAsia="Times New Roman" w:hAnsi="Times New Roman" w:cs="Times New Roman"/>
+          <w:sz w:val="28"/>
+          <w:szCs w:val="28"/>
+          <w:lang w:eastAsia="ru-RU"/>
+        </w:rPr>
+        <w:t>.</w:t>
+      </w:r>
+    </w:p>
+    <w:p>
+      <w:pPr>
+        <w:spacing w:before="100" w:beforeAutospacing="1" w:after="100" w:afterAutospacing="1" w:line="240" w:lineRule="auto"/>
+        <w:outlineLvl w:val="2"/>
+        <w:rPr>
+          <w:rFonts w:ascii="Times New Roman" w:eastAsia="Times New Roman" w:hAnsi="Times New Roman" w:cs="Times New Roman"/>
+          <w:b/>
+          <w:bCs/>
+          <w:sz w:val="28"/>
+          <w:szCs w:val="28"/>
+          <w:lang w:eastAsia="ru-RU"/>
+        </w:rPr>
+      </w:pPr>
+      <w:r>
+        <w:rPr>
+          <w:rFonts w:ascii="Times New Roman" w:eastAsia="Times New Roman" w:hAnsi="Times New Roman" w:cs="Times New Roman"/>
+          <w:b/>
+          <w:bCs/>
+          <w:sz w:val="28"/>
+          <w:szCs w:val="28"/>
+          <w:lang w:eastAsia="ru-RU"/>
+        </w:rPr>
+        <w:t>4. Инструкция по восстановлению из дампа</w:t>
+      </w:r>
+    </w:p>
+    <w:p>
+      <w:pPr>
+        <w:numPr>
+          <w:ilvl w:val="0"/>
+          <w:numId w:val="6"/>
+        </w:numPr>
+        <w:spacing w:before="100" w:beforeAutospacing="1" w:after="100" w:afterAutospacing="1" w:line="240" w:lineRule="auto"/>
+        <w:rPr>
+          <w:rFonts w:ascii="Times New Roman" w:eastAsia="Times New Roman" w:hAnsi="Times New Roman" w:cs="Times New Roman"/>
+          <w:sz w:val="28"/>
+          <w:szCs w:val="28"/>
+          <w:lang w:eastAsia="ru-RU"/>
+        </w:rPr>
+      </w:pPr>
+      <w:r>
+        <w:rPr>
+          <w:rFonts w:ascii="Times New Roman" w:eastAsia="Times New Roman" w:hAnsi="Times New Roman" w:cs="Times New Roman"/>
+          <w:sz w:val="28"/>
+          <w:szCs w:val="28"/>
+          <w:lang w:eastAsia="ru-RU"/>
+        </w:rPr>
+        <w:t>Создать пустую базу данных с тем же именем.</w:t>
+      </w:r>
+    </w:p>
+    <w:p>
+      <w:pPr>
+        <w:numPr>
+          <w:ilvl w:val="0"/>
+          <w:numId w:val="6"/>
+        </w:numPr>
+        <w:spacing w:before="100" w:beforeAutospacing="1" w:after="100" w:afterAutospacing="1" w:line="240" w:lineRule="auto"/>
+        <w:rPr>
+          <w:rFonts w:ascii="Times New Roman" w:eastAsia="Times New Roman" w:hAnsi="Times New Roman" w:cs="Times New Roman"/>
+          <w:sz w:val="28"/>
+          <w:szCs w:val="28"/>
+          <w:lang w:eastAsia="ru-RU"/>
+        </w:rPr>
+      </w:pPr>
+      <w:r>
+        <w:rPr>
+          <w:rFonts w:ascii="Times New Roman" w:eastAsia="Times New Roman" w:hAnsi="Times New Roman" w:cs="Times New Roman"/>
+          <w:sz w:val="28"/>
+          <w:szCs w:val="28"/>
+          <w:lang w:eastAsia="ru-RU"/>
+        </w:rPr>
+        <w:t xml:space="preserve">Нажать правой кнопкой на новую базу -&gt; </w:t>
+      </w:r>
+      <w:proofErr w:type="spellStart"/>
+      <w:r>
+        <w:rPr>
+          <w:rFonts w:ascii="Times New Roman" w:eastAsia="Times New Roman" w:hAnsi="Times New Roman" w:cs="Times New Roman"/>
+          <w:b/>
+          <w:bCs/>
+          <w:sz w:val="28"/>
+          <w:szCs w:val="28"/>
+          <w:lang w:eastAsia="ru-RU"/>
+        </w:rPr>
+        <w:t>Restore</w:t>
+      </w:r>
+      <w:proofErr w:type="spellEnd"/>
+      <w:r>
+        <w:rPr>
+          <w:rFonts w:ascii="Times New Roman" w:eastAsia="Times New Roman" w:hAnsi="Times New Roman" w:cs="Times New Roman"/>
+          <w:b/>
+          <w:bCs/>
+          <w:sz w:val="28"/>
+          <w:szCs w:val="28"/>
+          <w:lang w:eastAsia="ru-RU"/>
+        </w:rPr>
+        <w:t>...</w:t>
+      </w:r>
+      <w:r>
+        <w:rPr>
+          <w:rFonts w:ascii="Times New Roman" w:eastAsia="Times New Roman" w:hAnsi="Times New Roman" w:cs="Times New Roman"/>
+          <w:sz w:val="28"/>
+          <w:szCs w:val="28"/>
+          <w:lang w:eastAsia="ru-RU"/>
+        </w:rPr>
+        <w:t>.</w:t>
+      </w:r>
+    </w:p>
+    <w:p>
+      <w:pPr>
+        <w:numPr>
+          <w:ilvl w:val="0"/>
+          <w:numId w:val="6"/>
+        </w:numPr>
+        <w:spacing w:before="100" w:beforeAutospacing="1" w:after="100" w:afterAutospacing="1" w:line="240" w:lineRule="auto"/>
+        <w:rPr>
+          <w:rFonts w:ascii="Times New Roman" w:eastAsia="Times New Roman" w:hAnsi="Times New Roman" w:cs="Times New Roman"/>
+          <w:sz w:val="28"/>
+          <w:szCs w:val="28"/>
+          <w:lang w:eastAsia="ru-RU"/>
+        </w:rPr>
+      </w:pPr>
+      <w:r>
+        <w:rPr>
+          <w:rFonts w:ascii="Times New Roman" w:eastAsia="Times New Roman" w:hAnsi="Times New Roman" w:cs="Times New Roman"/>
+          <w:sz w:val="28"/>
+          <w:szCs w:val="28"/>
+          <w:lang w:eastAsia="ru-RU"/>
+        </w:rPr>
+        <w:t xml:space="preserve">Выбрать файл дампа и нажать </w:t>
+      </w:r>
+      <w:proofErr w:type="spellStart"/>
+      <w:r>
+        <w:rPr>
+          <w:rFonts w:ascii="Times New Roman" w:eastAsia="Times New Roman" w:hAnsi="Times New Roman" w:cs="Times New Roman"/>
+          <w:b/>
+          <w:bCs/>
+          <w:sz w:val="28"/>
+          <w:szCs w:val="28"/>
+          <w:lang w:eastAsia="ru-RU"/>
+        </w:rPr>
+        <w:t>Restore</w:t>
+      </w:r>
+      <w:proofErr w:type="spellEnd"/>
+      <w:r>
+        <w:rPr>
+          <w:rFonts w:ascii="Times New Roman" w:eastAsia="Times New Roman" w:hAnsi="Times New Roman" w:cs="Times New Roman"/>
+          <w:sz w:val="28"/>
+          <w:szCs w:val="28"/>
+          <w:lang w:eastAsia="ru-RU"/>
+        </w:rPr>
+        <w:t>.</w:t>
       </w:r>
     </w:p>
     <w:p>
@@ -379,6 +1318,8 @@
           <w:szCs w:val="28"/>
         </w:rPr>
       </w:pPr>
+    </w:p>
+    <w:p>
       <w:bookmarkStart w:id="0" w:name="_GoBack"/>
       <w:bookmarkEnd w:id="0"/>
     </w:p>
@@ -395,6 +1336,119 @@
 <file path=word/numbering.xml><?xml version="1.0" encoding="utf-8"?>
 <w:numbering xmlns:wpc="http://schemas.microsoft.com/office/word/2010/wordprocessingCanvas" xmlns:mc="http://schemas.openxmlformats.org/markup-compatibility/2006" xmlns:o="urn:schemas-microsoft-com:office:office" xmlns:r="http://schemas.openxmlformats.org/officeDocument/2006/relationships" xmlns:m="http://schemas.openxmlformats.org/officeDocument/2006/math" xmlns:v="urn:schemas-microsoft-com:vml" xmlns:wp14="http://schemas.microsoft.com/office/word/2010/wordprocessingDrawing" xmlns:wp="http://schemas.openxmlformats.org/drawingml/2006/wordprocessingDrawing" xmlns:w10="urn:schemas-microsoft-com:office:word" xmlns:w="http://schemas.openxmlformats.org/wordprocessingml/2006/main" xmlns:w14="http://schemas.microsoft.com/office/word/2010/wordml" xmlns:wpg="http://schemas.microsoft.com/office/word/2010/wordprocessingGroup" xmlns:wpi="http://schemas.microsoft.com/office/word/2010/wordprocessingInk" xmlns:wne="http://schemas.microsoft.com/office/word/2006/wordml" xmlns:wps="http://schemas.microsoft.com/office/word/2010/wordprocessingShape" mc:Ignorable="w14 wp14">
   <w:abstractNum w:abstractNumId="0">
+    <w:nsid w:val="082B0D3D"/>
+    <w:multiLevelType w:val="multilevel"/>
+    <w:tmpl w:val="FFA4C1E6"/>
+    <w:lvl w:ilvl="0">
+      <w:start w:val="1"/>
+      <w:numFmt w:val="decimal"/>
+      <w:lvlText w:val="%1."/>
+      <w:lvlJc w:val="left"/>
+      <w:pPr>
+        <w:tabs>
+          <w:tab w:val="num" w:pos="720"/>
+        </w:tabs>
+        <w:ind w:left="720" w:hanging="360"/>
+      </w:pPr>
+    </w:lvl>
+    <w:lvl w:ilvl="1" w:tentative="1">
+      <w:start w:val="1"/>
+      <w:numFmt w:val="decimal"/>
+      <w:lvlText w:val="%2."/>
+      <w:lvlJc w:val="left"/>
+      <w:pPr>
+        <w:tabs>
+          <w:tab w:val="num" w:pos="1440"/>
+        </w:tabs>
+        <w:ind w:left="1440" w:hanging="360"/>
+      </w:pPr>
+    </w:lvl>
+    <w:lvl w:ilvl="2" w:tentative="1">
+      <w:start w:val="1"/>
+      <w:numFmt w:val="decimal"/>
+      <w:lvlText w:val="%3."/>
+      <w:lvlJc w:val="left"/>
+      <w:pPr>
+        <w:tabs>
+          <w:tab w:val="num" w:pos="2160"/>
+        </w:tabs>
+        <w:ind w:left="2160" w:hanging="360"/>
+      </w:pPr>
+    </w:lvl>
+    <w:lvl w:ilvl="3" w:tentative="1">
+      <w:start w:val="1"/>
+      <w:numFmt w:val="decimal"/>
+      <w:lvlText w:val="%4."/>
+      <w:lvlJc w:val="left"/>
+      <w:pPr>
+        <w:tabs>
+          <w:tab w:val="num" w:pos="2880"/>
+        </w:tabs>
+        <w:ind w:left="2880" w:hanging="360"/>
+      </w:pPr>
+    </w:lvl>
+    <w:lvl w:ilvl="4" w:tentative="1">
+      <w:start w:val="1"/>
+      <w:numFmt w:val="decimal"/>
+      <w:lvlText w:val="%5."/>
+      <w:lvlJc w:val="left"/>
+      <w:pPr>
+        <w:tabs>
+          <w:tab w:val="num" w:pos="3600"/>
+        </w:tabs>
+        <w:ind w:left="3600" w:hanging="360"/>
+      </w:pPr>
+    </w:lvl>
+    <w:lvl w:ilvl="5" w:tentative="1">
+      <w:start w:val="1"/>
+      <w:numFmt w:val="decimal"/>
+      <w:lvlText w:val="%6."/>
+      <w:lvlJc w:val="left"/>
+      <w:pPr>
+        <w:tabs>
+          <w:tab w:val="num" w:pos="4320"/>
+        </w:tabs>
+        <w:ind w:left="4320" w:hanging="360"/>
+      </w:pPr>
+    </w:lvl>
+    <w:lvl w:ilvl="6" w:tentative="1">
+      <w:start w:val="1"/>
+      <w:numFmt w:val="decimal"/>
+      <w:lvlText w:val="%7."/>
+      <w:lvlJc w:val="left"/>
+      <w:pPr>
+        <w:tabs>
+          <w:tab w:val="num" w:pos="5040"/>
+        </w:tabs>
+        <w:ind w:left="5040" w:hanging="360"/>
+      </w:pPr>
+    </w:lvl>
+    <w:lvl w:ilvl="7" w:tentative="1">
+      <w:start w:val="1"/>
+      <w:numFmt w:val="decimal"/>
+      <w:lvlText w:val="%8."/>
+      <w:lvlJc w:val="left"/>
+      <w:pPr>
+        <w:tabs>
+          <w:tab w:val="num" w:pos="5760"/>
+        </w:tabs>
+        <w:ind w:left="5760" w:hanging="360"/>
+      </w:pPr>
+    </w:lvl>
+    <w:lvl w:ilvl="8" w:tentative="1">
+      <w:start w:val="1"/>
+      <w:numFmt w:val="decimal"/>
+      <w:lvlText w:val="%9."/>
+      <w:lvlJc w:val="left"/>
+      <w:pPr>
+        <w:tabs>
+          <w:tab w:val="num" w:pos="6480"/>
+        </w:tabs>
+        <w:ind w:left="6480" w:hanging="360"/>
+      </w:pPr>
+    </w:lvl>
+  </w:abstractNum>
+  <w:abstractNum w:abstractNumId="1">
     <w:nsid w:val="15BC120A"/>
     <w:multiLevelType w:val="multilevel"/>
     <w:tmpl w:val="57E45AE8"/>
@@ -543,7 +1597,546 @@
       </w:rPr>
     </w:lvl>
   </w:abstractNum>
+  <w:abstractNum w:abstractNumId="2">
+    <w:nsid w:val="2A651374"/>
+    <w:multiLevelType w:val="multilevel"/>
+    <w:tmpl w:val="0CBE4A9E"/>
+    <w:lvl w:ilvl="0">
+      <w:start w:val="1"/>
+      <w:numFmt w:val="decimal"/>
+      <w:lvlText w:val="%1."/>
+      <w:lvlJc w:val="left"/>
+      <w:pPr>
+        <w:tabs>
+          <w:tab w:val="num" w:pos="720"/>
+        </w:tabs>
+        <w:ind w:left="720" w:hanging="360"/>
+      </w:pPr>
+    </w:lvl>
+    <w:lvl w:ilvl="1" w:tentative="1">
+      <w:start w:val="1"/>
+      <w:numFmt w:val="decimal"/>
+      <w:lvlText w:val="%2."/>
+      <w:lvlJc w:val="left"/>
+      <w:pPr>
+        <w:tabs>
+          <w:tab w:val="num" w:pos="1440"/>
+        </w:tabs>
+        <w:ind w:left="1440" w:hanging="360"/>
+      </w:pPr>
+    </w:lvl>
+    <w:lvl w:ilvl="2" w:tentative="1">
+      <w:start w:val="1"/>
+      <w:numFmt w:val="decimal"/>
+      <w:lvlText w:val="%3."/>
+      <w:lvlJc w:val="left"/>
+      <w:pPr>
+        <w:tabs>
+          <w:tab w:val="num" w:pos="2160"/>
+        </w:tabs>
+        <w:ind w:left="2160" w:hanging="360"/>
+      </w:pPr>
+    </w:lvl>
+    <w:lvl w:ilvl="3" w:tentative="1">
+      <w:start w:val="1"/>
+      <w:numFmt w:val="decimal"/>
+      <w:lvlText w:val="%4."/>
+      <w:lvlJc w:val="left"/>
+      <w:pPr>
+        <w:tabs>
+          <w:tab w:val="num" w:pos="2880"/>
+        </w:tabs>
+        <w:ind w:left="2880" w:hanging="360"/>
+      </w:pPr>
+    </w:lvl>
+    <w:lvl w:ilvl="4" w:tentative="1">
+      <w:start w:val="1"/>
+      <w:numFmt w:val="decimal"/>
+      <w:lvlText w:val="%5."/>
+      <w:lvlJc w:val="left"/>
+      <w:pPr>
+        <w:tabs>
+          <w:tab w:val="num" w:pos="3600"/>
+        </w:tabs>
+        <w:ind w:left="3600" w:hanging="360"/>
+      </w:pPr>
+    </w:lvl>
+    <w:lvl w:ilvl="5" w:tentative="1">
+      <w:start w:val="1"/>
+      <w:numFmt w:val="decimal"/>
+      <w:lvlText w:val="%6."/>
+      <w:lvlJc w:val="left"/>
+      <w:pPr>
+        <w:tabs>
+          <w:tab w:val="num" w:pos="4320"/>
+        </w:tabs>
+        <w:ind w:left="4320" w:hanging="360"/>
+      </w:pPr>
+    </w:lvl>
+    <w:lvl w:ilvl="6" w:tentative="1">
+      <w:start w:val="1"/>
+      <w:numFmt w:val="decimal"/>
+      <w:lvlText w:val="%7."/>
+      <w:lvlJc w:val="left"/>
+      <w:pPr>
+        <w:tabs>
+          <w:tab w:val="num" w:pos="5040"/>
+        </w:tabs>
+        <w:ind w:left="5040" w:hanging="360"/>
+      </w:pPr>
+    </w:lvl>
+    <w:lvl w:ilvl="7" w:tentative="1">
+      <w:start w:val="1"/>
+      <w:numFmt w:val="decimal"/>
+      <w:lvlText w:val="%8."/>
+      <w:lvlJc w:val="left"/>
+      <w:pPr>
+        <w:tabs>
+          <w:tab w:val="num" w:pos="5760"/>
+        </w:tabs>
+        <w:ind w:left="5760" w:hanging="360"/>
+      </w:pPr>
+    </w:lvl>
+    <w:lvl w:ilvl="8" w:tentative="1">
+      <w:start w:val="1"/>
+      <w:numFmt w:val="decimal"/>
+      <w:lvlText w:val="%9."/>
+      <w:lvlJc w:val="left"/>
+      <w:pPr>
+        <w:tabs>
+          <w:tab w:val="num" w:pos="6480"/>
+        </w:tabs>
+        <w:ind w:left="6480" w:hanging="360"/>
+      </w:pPr>
+    </w:lvl>
+  </w:abstractNum>
+  <w:abstractNum w:abstractNumId="3">
+    <w:nsid w:val="2EE8470E"/>
+    <w:multiLevelType w:val="multilevel"/>
+    <w:tmpl w:val="5E344490"/>
+    <w:lvl w:ilvl="0">
+      <w:start w:val="1"/>
+      <w:numFmt w:val="bullet"/>
+      <w:lvlText w:val=""/>
+      <w:lvlJc w:val="left"/>
+      <w:pPr>
+        <w:tabs>
+          <w:tab w:val="num" w:pos="720"/>
+        </w:tabs>
+        <w:ind w:left="720" w:hanging="360"/>
+      </w:pPr>
+      <w:rPr>
+        <w:rFonts w:ascii="Symbol" w:hAnsi="Symbol" w:hint="default"/>
+        <w:sz w:val="20"/>
+      </w:rPr>
+    </w:lvl>
+    <w:lvl w:ilvl="1" w:tentative="1">
+      <w:start w:val="1"/>
+      <w:numFmt w:val="bullet"/>
+      <w:lvlText w:val="o"/>
+      <w:lvlJc w:val="left"/>
+      <w:pPr>
+        <w:tabs>
+          <w:tab w:val="num" w:pos="1440"/>
+        </w:tabs>
+        <w:ind w:left="1440" w:hanging="360"/>
+      </w:pPr>
+      <w:rPr>
+        <w:rFonts w:ascii="Courier New" w:hAnsi="Courier New" w:hint="default"/>
+        <w:sz w:val="20"/>
+      </w:rPr>
+    </w:lvl>
+    <w:lvl w:ilvl="2" w:tentative="1">
+      <w:start w:val="1"/>
+      <w:numFmt w:val="bullet"/>
+      <w:lvlText w:val=""/>
+      <w:lvlJc w:val="left"/>
+      <w:pPr>
+        <w:tabs>
+          <w:tab w:val="num" w:pos="2160"/>
+        </w:tabs>
+        <w:ind w:left="2160" w:hanging="360"/>
+      </w:pPr>
+      <w:rPr>
+        <w:rFonts w:ascii="Wingdings" w:hAnsi="Wingdings" w:hint="default"/>
+        <w:sz w:val="20"/>
+      </w:rPr>
+    </w:lvl>
+    <w:lvl w:ilvl="3" w:tentative="1">
+      <w:start w:val="1"/>
+      <w:numFmt w:val="bullet"/>
+      <w:lvlText w:val=""/>
+      <w:lvlJc w:val="left"/>
+      <w:pPr>
+        <w:tabs>
+          <w:tab w:val="num" w:pos="2880"/>
+        </w:tabs>
+        <w:ind w:left="2880" w:hanging="360"/>
+      </w:pPr>
+      <w:rPr>
+        <w:rFonts w:ascii="Wingdings" w:hAnsi="Wingdings" w:hint="default"/>
+        <w:sz w:val="20"/>
+      </w:rPr>
+    </w:lvl>
+    <w:lvl w:ilvl="4" w:tentative="1">
+      <w:start w:val="1"/>
+      <w:numFmt w:val="bullet"/>
+      <w:lvlText w:val=""/>
+      <w:lvlJc w:val="left"/>
+      <w:pPr>
+        <w:tabs>
+          <w:tab w:val="num" w:pos="3600"/>
+        </w:tabs>
+        <w:ind w:left="3600" w:hanging="360"/>
+      </w:pPr>
+      <w:rPr>
+        <w:rFonts w:ascii="Wingdings" w:hAnsi="Wingdings" w:hint="default"/>
+        <w:sz w:val="20"/>
+      </w:rPr>
+    </w:lvl>
+    <w:lvl w:ilvl="5" w:tentative="1">
+      <w:start w:val="1"/>
+      <w:numFmt w:val="bullet"/>
+      <w:lvlText w:val=""/>
+      <w:lvlJc w:val="left"/>
+      <w:pPr>
+        <w:tabs>
+          <w:tab w:val="num" w:pos="4320"/>
+        </w:tabs>
+        <w:ind w:left="4320" w:hanging="360"/>
+      </w:pPr>
+      <w:rPr>
+        <w:rFonts w:ascii="Wingdings" w:hAnsi="Wingdings" w:hint="default"/>
+        <w:sz w:val="20"/>
+      </w:rPr>
+    </w:lvl>
+    <w:lvl w:ilvl="6" w:tentative="1">
+      <w:start w:val="1"/>
+      <w:numFmt w:val="bullet"/>
+      <w:lvlText w:val=""/>
+      <w:lvlJc w:val="left"/>
+      <w:pPr>
+        <w:tabs>
+          <w:tab w:val="num" w:pos="5040"/>
+        </w:tabs>
+        <w:ind w:left="5040" w:hanging="360"/>
+      </w:pPr>
+      <w:rPr>
+        <w:rFonts w:ascii="Wingdings" w:hAnsi="Wingdings" w:hint="default"/>
+        <w:sz w:val="20"/>
+      </w:rPr>
+    </w:lvl>
+    <w:lvl w:ilvl="7" w:tentative="1">
+      <w:start w:val="1"/>
+      <w:numFmt w:val="bullet"/>
+      <w:lvlText w:val=""/>
+      <w:lvlJc w:val="left"/>
+      <w:pPr>
+        <w:tabs>
+          <w:tab w:val="num" w:pos="5760"/>
+        </w:tabs>
+        <w:ind w:left="5760" w:hanging="360"/>
+      </w:pPr>
+      <w:rPr>
+        <w:rFonts w:ascii="Wingdings" w:hAnsi="Wingdings" w:hint="default"/>
+        <w:sz w:val="20"/>
+      </w:rPr>
+    </w:lvl>
+    <w:lvl w:ilvl="8" w:tentative="1">
+      <w:start w:val="1"/>
+      <w:numFmt w:val="bullet"/>
+      <w:lvlText w:val=""/>
+      <w:lvlJc w:val="left"/>
+      <w:pPr>
+        <w:tabs>
+          <w:tab w:val="num" w:pos="6480"/>
+        </w:tabs>
+        <w:ind w:left="6480" w:hanging="360"/>
+      </w:pPr>
+      <w:rPr>
+        <w:rFonts w:ascii="Wingdings" w:hAnsi="Wingdings" w:hint="default"/>
+        <w:sz w:val="20"/>
+      </w:rPr>
+    </w:lvl>
+  </w:abstractNum>
+  <w:abstractNum w:abstractNumId="4">
+    <w:nsid w:val="5A194148"/>
+    <w:multiLevelType w:val="multilevel"/>
+    <w:tmpl w:val="752C8D26"/>
+    <w:lvl w:ilvl="0">
+      <w:start w:val="1"/>
+      <w:numFmt w:val="decimal"/>
+      <w:lvlText w:val="%1."/>
+      <w:lvlJc w:val="left"/>
+      <w:pPr>
+        <w:tabs>
+          <w:tab w:val="num" w:pos="720"/>
+        </w:tabs>
+        <w:ind w:left="720" w:hanging="360"/>
+      </w:pPr>
+    </w:lvl>
+    <w:lvl w:ilvl="1" w:tentative="1">
+      <w:start w:val="1"/>
+      <w:numFmt w:val="decimal"/>
+      <w:lvlText w:val="%2."/>
+      <w:lvlJc w:val="left"/>
+      <w:pPr>
+        <w:tabs>
+          <w:tab w:val="num" w:pos="1440"/>
+        </w:tabs>
+        <w:ind w:left="1440" w:hanging="360"/>
+      </w:pPr>
+    </w:lvl>
+    <w:lvl w:ilvl="2" w:tentative="1">
+      <w:start w:val="1"/>
+      <w:numFmt w:val="decimal"/>
+      <w:lvlText w:val="%3."/>
+      <w:lvlJc w:val="left"/>
+      <w:pPr>
+        <w:tabs>
+          <w:tab w:val="num" w:pos="2160"/>
+        </w:tabs>
+        <w:ind w:left="2160" w:hanging="360"/>
+      </w:pPr>
+    </w:lvl>
+    <w:lvl w:ilvl="3" w:tentative="1">
+      <w:start w:val="1"/>
+      <w:numFmt w:val="decimal"/>
+      <w:lvlText w:val="%4."/>
+      <w:lvlJc w:val="left"/>
+      <w:pPr>
+        <w:tabs>
+          <w:tab w:val="num" w:pos="2880"/>
+        </w:tabs>
+        <w:ind w:left="2880" w:hanging="360"/>
+      </w:pPr>
+    </w:lvl>
+    <w:lvl w:ilvl="4" w:tentative="1">
+      <w:start w:val="1"/>
+      <w:numFmt w:val="decimal"/>
+      <w:lvlText w:val="%5."/>
+      <w:lvlJc w:val="left"/>
+      <w:pPr>
+        <w:tabs>
+          <w:tab w:val="num" w:pos="3600"/>
+        </w:tabs>
+        <w:ind w:left="3600" w:hanging="360"/>
+      </w:pPr>
+    </w:lvl>
+    <w:lvl w:ilvl="5" w:tentative="1">
+      <w:start w:val="1"/>
+      <w:numFmt w:val="decimal"/>
+      <w:lvlText w:val="%6."/>
+      <w:lvlJc w:val="left"/>
+      <w:pPr>
+        <w:tabs>
+          <w:tab w:val="num" w:pos="4320"/>
+        </w:tabs>
+        <w:ind w:left="4320" w:hanging="360"/>
+      </w:pPr>
+    </w:lvl>
+    <w:lvl w:ilvl="6" w:tentative="1">
+      <w:start w:val="1"/>
+      <w:numFmt w:val="decimal"/>
+      <w:lvlText w:val="%7."/>
+      <w:lvlJc w:val="left"/>
+      <w:pPr>
+        <w:tabs>
+          <w:tab w:val="num" w:pos="5040"/>
+        </w:tabs>
+        <w:ind w:left="5040" w:hanging="360"/>
+      </w:pPr>
+    </w:lvl>
+    <w:lvl w:ilvl="7" w:tentative="1">
+      <w:start w:val="1"/>
+      <w:numFmt w:val="decimal"/>
+      <w:lvlText w:val="%8."/>
+      <w:lvlJc w:val="left"/>
+      <w:pPr>
+        <w:tabs>
+          <w:tab w:val="num" w:pos="5760"/>
+        </w:tabs>
+        <w:ind w:left="5760" w:hanging="360"/>
+      </w:pPr>
+    </w:lvl>
+    <w:lvl w:ilvl="8" w:tentative="1">
+      <w:start w:val="1"/>
+      <w:numFmt w:val="decimal"/>
+      <w:lvlText w:val="%9."/>
+      <w:lvlJc w:val="left"/>
+      <w:pPr>
+        <w:tabs>
+          <w:tab w:val="num" w:pos="6480"/>
+        </w:tabs>
+        <w:ind w:left="6480" w:hanging="360"/>
+      </w:pPr>
+    </w:lvl>
+  </w:abstractNum>
+  <w:abstractNum w:abstractNumId="5">
+    <w:nsid w:val="72C96319"/>
+    <w:multiLevelType w:val="multilevel"/>
+    <w:tmpl w:val="EB6C26C2"/>
+    <w:lvl w:ilvl="0">
+      <w:start w:val="1"/>
+      <w:numFmt w:val="bullet"/>
+      <w:lvlText w:val=""/>
+      <w:lvlJc w:val="left"/>
+      <w:pPr>
+        <w:tabs>
+          <w:tab w:val="num" w:pos="720"/>
+        </w:tabs>
+        <w:ind w:left="720" w:hanging="360"/>
+      </w:pPr>
+      <w:rPr>
+        <w:rFonts w:ascii="Symbol" w:hAnsi="Symbol" w:hint="default"/>
+        <w:sz w:val="20"/>
+      </w:rPr>
+    </w:lvl>
+    <w:lvl w:ilvl="1" w:tentative="1">
+      <w:start w:val="1"/>
+      <w:numFmt w:val="bullet"/>
+      <w:lvlText w:val="o"/>
+      <w:lvlJc w:val="left"/>
+      <w:pPr>
+        <w:tabs>
+          <w:tab w:val="num" w:pos="1440"/>
+        </w:tabs>
+        <w:ind w:left="1440" w:hanging="360"/>
+      </w:pPr>
+      <w:rPr>
+        <w:rFonts w:ascii="Courier New" w:hAnsi="Courier New" w:hint="default"/>
+        <w:sz w:val="20"/>
+      </w:rPr>
+    </w:lvl>
+    <w:lvl w:ilvl="2" w:tentative="1">
+      <w:start w:val="1"/>
+      <w:numFmt w:val="bullet"/>
+      <w:lvlText w:val=""/>
+      <w:lvlJc w:val="left"/>
+      <w:pPr>
+        <w:tabs>
+          <w:tab w:val="num" w:pos="2160"/>
+        </w:tabs>
+        <w:ind w:left="2160" w:hanging="360"/>
+      </w:pPr>
+      <w:rPr>
+        <w:rFonts w:ascii="Wingdings" w:hAnsi="Wingdings" w:hint="default"/>
+        <w:sz w:val="20"/>
+      </w:rPr>
+    </w:lvl>
+    <w:lvl w:ilvl="3" w:tentative="1">
+      <w:start w:val="1"/>
+      <w:numFmt w:val="bullet"/>
+      <w:lvlText w:val=""/>
+      <w:lvlJc w:val="left"/>
+      <w:pPr>
+        <w:tabs>
+          <w:tab w:val="num" w:pos="2880"/>
+        </w:tabs>
+        <w:ind w:left="2880" w:hanging="360"/>
+      </w:pPr>
+      <w:rPr>
+        <w:rFonts w:ascii="Wingdings" w:hAnsi="Wingdings" w:hint="default"/>
+        <w:sz w:val="20"/>
+      </w:rPr>
+    </w:lvl>
+    <w:lvl w:ilvl="4" w:tentative="1">
+      <w:start w:val="1"/>
+      <w:numFmt w:val="bullet"/>
+      <w:lvlText w:val=""/>
+      <w:lvlJc w:val="left"/>
+      <w:pPr>
+        <w:tabs>
+          <w:tab w:val="num" w:pos="3600"/>
+        </w:tabs>
+        <w:ind w:left="3600" w:hanging="360"/>
+      </w:pPr>
+      <w:rPr>
+        <w:rFonts w:ascii="Wingdings" w:hAnsi="Wingdings" w:hint="default"/>
+        <w:sz w:val="20"/>
+      </w:rPr>
+    </w:lvl>
+    <w:lvl w:ilvl="5" w:tentative="1">
+      <w:start w:val="1"/>
+      <w:numFmt w:val="bullet"/>
+      <w:lvlText w:val=""/>
+      <w:lvlJc w:val="left"/>
+      <w:pPr>
+        <w:tabs>
+          <w:tab w:val="num" w:pos="4320"/>
+        </w:tabs>
+        <w:ind w:left="4320" w:hanging="360"/>
+      </w:pPr>
+      <w:rPr>
+        <w:rFonts w:ascii="Wingdings" w:hAnsi="Wingdings" w:hint="default"/>
+        <w:sz w:val="20"/>
+      </w:rPr>
+    </w:lvl>
+    <w:lvl w:ilvl="6" w:tentative="1">
+      <w:start w:val="1"/>
+      <w:numFmt w:val="bullet"/>
+      <w:lvlText w:val=""/>
+      <w:lvlJc w:val="left"/>
+      <w:pPr>
+        <w:tabs>
+          <w:tab w:val="num" w:pos="5040"/>
+        </w:tabs>
+        <w:ind w:left="5040" w:hanging="360"/>
+      </w:pPr>
+      <w:rPr>
+        <w:rFonts w:ascii="Wingdings" w:hAnsi="Wingdings" w:hint="default"/>
+        <w:sz w:val="20"/>
+      </w:rPr>
+    </w:lvl>
+    <w:lvl w:ilvl="7" w:tentative="1">
+      <w:start w:val="1"/>
+      <w:numFmt w:val="bullet"/>
+      <w:lvlText w:val=""/>
+      <w:lvlJc w:val="left"/>
+      <w:pPr>
+        <w:tabs>
+          <w:tab w:val="num" w:pos="5760"/>
+        </w:tabs>
+        <w:ind w:left="5760" w:hanging="360"/>
+      </w:pPr>
+      <w:rPr>
+        <w:rFonts w:ascii="Wingdings" w:hAnsi="Wingdings" w:hint="default"/>
+        <w:sz w:val="20"/>
+      </w:rPr>
+    </w:lvl>
+    <w:lvl w:ilvl="8" w:tentative="1">
+      <w:start w:val="1"/>
+      <w:numFmt w:val="bullet"/>
+      <w:lvlText w:val=""/>
+      <w:lvlJc w:val="left"/>
+      <w:pPr>
+        <w:tabs>
+          <w:tab w:val="num" w:pos="6480"/>
+        </w:tabs>
+        <w:ind w:left="6480" w:hanging="360"/>
+      </w:pPr>
+      <w:rPr>
+        <w:rFonts w:ascii="Wingdings" w:hAnsi="Wingdings" w:hint="default"/>
+        <w:sz w:val="20"/>
+      </w:rPr>
+    </w:lvl>
+  </w:abstractNum>
   <w:num w:numId="1">
+    <w:abstractNumId w:val="1"/>
+  </w:num>
+  <w:num w:numId="2">
+    <w:abstractNumId w:val="5"/>
+  </w:num>
+  <w:num w:numId="3">
+    <w:abstractNumId w:val="3"/>
+  </w:num>
+  <w:num w:numId="4">
+    <w:abstractNumId w:val="4"/>
+  </w:num>
+  <w:num w:numId="5">
+    <w:abstractNumId w:val="2"/>
+  </w:num>
+  <w:num w:numId="6">
     <w:abstractNumId w:val="0"/>
   </w:num>
 </w:numbering>
@@ -708,6 +2301,7 @@
   <w:style w:type="paragraph" w:default="1" w:styleId="a">
     <w:name w:val="Normal"/>
     <w:qFormat/>
+    <w:rsid w:val="00FB4F5B"/>
   </w:style>
   <w:style w:type="paragraph" w:styleId="3">
     <w:name w:val="heading 3"/>
@@ -963,6 +2557,7 @@
   <w:style w:type="paragraph" w:default="1" w:styleId="a">
     <w:name w:val="Normal"/>
     <w:qFormat/>
+    <w:rsid w:val="00FB4F5B"/>
   </w:style>
   <w:style w:type="paragraph" w:styleId="3">
     <w:name w:val="heading 3"/>
